--- a/public/template/SPI-Bon_de_livraison.docx
+++ b/public/template/SPI-Bon_de_livraison.docx
@@ -18,8 +18,8 @@
       </w:tblPr>
       <w:tblGrid>
         <w:gridCol w:w="5502"/>
-        <w:gridCol w:w="2134"/>
-        <w:gridCol w:w="694"/>
+        <w:gridCol w:w="2133"/>
+        <w:gridCol w:w="695"/>
         <w:gridCol w:w="1422"/>
       </w:tblGrid>
       <w:tr>
@@ -52,7 +52,7 @@
         </w:tc>
         <w:tc>
           <w:tcPr>
-            <w:tcW w:w="2134" w:type="dxa"/>
+            <w:tcW w:w="2133" w:type="dxa"/>
             <w:tcBorders/>
             <w:shd w:color="auto" w:fill="auto" w:val="clear"/>
           </w:tcPr>
@@ -80,7 +80,7 @@
         </w:tc>
         <w:tc>
           <w:tcPr>
-            <w:tcW w:w="2116" w:type="dxa"/>
+            <w:tcW w:w="2117" w:type="dxa"/>
             <w:gridSpan w:val="2"/>
             <w:tcBorders/>
             <w:shd w:color="auto" w:fill="auto" w:val="clear"/>
@@ -140,7 +140,7 @@
         </w:tc>
         <w:tc>
           <w:tcPr>
-            <w:tcW w:w="2134" w:type="dxa"/>
+            <w:tcW w:w="2133" w:type="dxa"/>
             <w:tcBorders/>
             <w:shd w:color="auto" w:fill="auto" w:val="clear"/>
           </w:tcPr>
@@ -166,7 +166,7 @@
         </w:tc>
         <w:tc>
           <w:tcPr>
-            <w:tcW w:w="2116" w:type="dxa"/>
+            <w:tcW w:w="2117" w:type="dxa"/>
             <w:gridSpan w:val="2"/>
             <w:tcBorders/>
             <w:shd w:color="auto" w:fill="auto" w:val="clear"/>
@@ -222,7 +222,7 @@
         </w:tc>
         <w:tc>
           <w:tcPr>
-            <w:tcW w:w="2134" w:type="dxa"/>
+            <w:tcW w:w="2133" w:type="dxa"/>
             <w:tcBorders/>
             <w:shd w:color="auto" w:fill="auto" w:val="clear"/>
           </w:tcPr>
@@ -272,7 +272,7 @@
         </w:tc>
         <w:tc>
           <w:tcPr>
-            <w:tcW w:w="2116" w:type="dxa"/>
+            <w:tcW w:w="2117" w:type="dxa"/>
             <w:gridSpan w:val="2"/>
             <w:tcBorders/>
             <w:shd w:color="auto" w:fill="auto" w:val="clear"/>
@@ -322,7 +322,7 @@
         </w:tc>
         <w:tc>
           <w:tcPr>
-            <w:tcW w:w="2134" w:type="dxa"/>
+            <w:tcW w:w="2133" w:type="dxa"/>
             <w:tcBorders/>
             <w:shd w:color="auto" w:fill="auto" w:val="clear"/>
           </w:tcPr>
@@ -368,7 +368,7 @@
         </w:tc>
         <w:tc>
           <w:tcPr>
-            <w:tcW w:w="2116" w:type="dxa"/>
+            <w:tcW w:w="2117" w:type="dxa"/>
             <w:gridSpan w:val="2"/>
             <w:tcBorders/>
             <w:shd w:color="auto" w:fill="auto" w:val="clear"/>
@@ -510,7 +510,7 @@
         </w:tc>
         <w:tc>
           <w:tcPr>
-            <w:tcW w:w="2134" w:type="dxa"/>
+            <w:tcW w:w="2133" w:type="dxa"/>
             <w:tcBorders/>
             <w:shd w:color="auto" w:fill="auto" w:val="clear"/>
           </w:tcPr>
@@ -534,7 +534,7 @@
         </w:tc>
         <w:tc>
           <w:tcPr>
-            <w:tcW w:w="2116" w:type="dxa"/>
+            <w:tcW w:w="2117" w:type="dxa"/>
             <w:gridSpan w:val="2"/>
             <w:tcBorders/>
             <w:shd w:color="auto" w:fill="auto" w:val="clear"/>
@@ -580,7 +580,7 @@
         </w:tc>
         <w:tc>
           <w:tcPr>
-            <w:tcW w:w="2134" w:type="dxa"/>
+            <w:tcW w:w="2133" w:type="dxa"/>
             <w:tcBorders/>
             <w:shd w:color="auto" w:fill="auto" w:val="clear"/>
           </w:tcPr>
@@ -604,7 +604,7 @@
         </w:tc>
         <w:tc>
           <w:tcPr>
-            <w:tcW w:w="2116" w:type="dxa"/>
+            <w:tcW w:w="2117" w:type="dxa"/>
             <w:gridSpan w:val="2"/>
             <w:tcBorders/>
             <w:shd w:color="auto" w:fill="auto" w:val="clear"/>
@@ -653,7 +653,7 @@
         </w:tc>
         <w:tc>
           <w:tcPr>
-            <w:tcW w:w="2134" w:type="dxa"/>
+            <w:tcW w:w="2133" w:type="dxa"/>
             <w:tcBorders>
               <w:start w:val="single" w:sz="4" w:space="0" w:color="000000"/>
               <w:end w:val="single" w:sz="4" w:space="0" w:color="000000"/>
@@ -680,7 +680,7 @@
         </w:tc>
         <w:tc>
           <w:tcPr>
-            <w:tcW w:w="2116" w:type="dxa"/>
+            <w:tcW w:w="2117" w:type="dxa"/>
             <w:gridSpan w:val="2"/>
             <w:tcBorders>
               <w:start w:val="single" w:sz="4" w:space="0" w:color="000000"/>
@@ -779,16 +779,7 @@
           <w:szCs w:val="20"/>
           <w:lang w:val="en-US"/>
         </w:rPr>
-        <w:t>{</w:t>
-      </w:r>
-      <w:r>
-        <w:rPr>
-          <w:rFonts w:eastAsia="Arial" w:cs="Arial" w:ascii="Arial" w:hAnsi="Arial"/>
-          <w:sz w:val="20"/>
-          <w:szCs w:val="20"/>
-          <w:lang w:val="en-US"/>
-        </w:rPr>
-        <w:t>transdate}</w:t>
+        <w:t>{transdate}</w:t>
       </w:r>
     </w:p>
     <w:p>
@@ -834,71 +825,10 @@
       </w:pPr>
       <w:r>
         <w:rPr>
-          <w:rFonts w:ascii="Arial" w:hAnsi="Arial"/>
+          <w:rFonts w:eastAsia="Arial" w:cs="Arial" w:ascii="Arial" w:hAnsi="Arial"/>
           <w:lang w:val="de-DE"/>
         </w:rPr>
-        <w:t xml:space="preserve">Sehr geehrte Frau Lauterwasser, </w:t>
-      </w:r>
-    </w:p>
-    <w:p>
-      <w:pPr>
-        <w:pStyle w:val="Standard"/>
-        <w:rPr>
-          <w:rFonts w:ascii="Arial" w:hAnsi="Arial" w:eastAsia="Arial" w:cs="Arial"/>
-        </w:rPr>
-      </w:pPr>
-      <w:r>
-        <w:rPr>
-          <w:rFonts w:eastAsia="Arial" w:cs="Arial" w:ascii="Arial" w:hAnsi="Arial"/>
-        </w:rPr>
-      </w:r>
-    </w:p>
-    <w:p>
-      <w:pPr>
-        <w:pStyle w:val="Standard"/>
-        <w:rPr/>
-      </w:pPr>
-      <w:r>
-        <w:rPr>
-          <w:rFonts w:ascii="Arial" w:hAnsi="Arial"/>
-          <w:lang w:val="de-DE"/>
-        </w:rPr>
-        <w:t>f</w:t>
-      </w:r>
-      <w:r>
-        <w:rPr>
-          <w:rFonts w:ascii="Arial" w:hAnsi="Arial"/>
-          <w:caps w:val="false"/>
-          <w:smallCaps w:val="false"/>
-          <w:color w:val="000000"/>
-          <w:spacing w:val="0"/>
-          <w:sz w:val="21"/>
-          <w:szCs w:val="21"/>
-          <w:u w:val="none" w:color="000000"/>
-          <w:lang w:val="de-DE"/>
-        </w:rPr>
-        <w:t>ü</w:t>
-      </w:r>
-      <w:r>
-        <w:rPr>
-          <w:rFonts w:ascii="Arial" w:hAnsi="Arial"/>
-          <w:lang w:val="de-DE"/>
-        </w:rPr>
-        <w:t xml:space="preserve">r den Monat </w:t>
-      </w:r>
-      <w:r>
-        <w:rPr>
-          <w:rFonts w:ascii="Arial" w:hAnsi="Arial"/>
-          <w:lang w:val="en-US"/>
-        </w:rPr>
-        <w:t>August</w:t>
-      </w:r>
-      <w:r>
-        <w:rPr>
-          <w:rFonts w:ascii="Arial" w:hAnsi="Arial"/>
-          <w:lang w:val="de-DE"/>
-        </w:rPr>
-        <w:t xml:space="preserve"> 2018 erbrachte Leistung erlaube ich mir folgende in Rechnung zu stellen.</w:t>
+        <w:t>{text}</w:t>
       </w:r>
     </w:p>
     <w:p>
@@ -934,8 +864,8 @@
       </w:tblPr>
       <w:tblGrid>
         <w:gridCol w:w="3652"/>
-        <w:gridCol w:w="909"/>
-        <w:gridCol w:w="1209"/>
+        <w:gridCol w:w="908"/>
+        <w:gridCol w:w="1210"/>
         <w:gridCol w:w="1668"/>
         <w:gridCol w:w="1487"/>
       </w:tblGrid>
@@ -972,7 +902,7 @@
         </w:tc>
         <w:tc>
           <w:tcPr>
-            <w:tcW w:w="909" w:type="dxa"/>
+            <w:tcW w:w="908" w:type="dxa"/>
             <w:tcBorders>
               <w:top w:val="single" w:sz="2" w:space="0" w:color="000000"/>
               <w:start w:val="single" w:sz="2" w:space="0" w:color="000000"/>
@@ -999,7 +929,7 @@
         </w:tc>
         <w:tc>
           <w:tcPr>
-            <w:tcW w:w="1209" w:type="dxa"/>
+            <w:tcW w:w="1210" w:type="dxa"/>
             <w:tcBorders>
               <w:top w:val="single" w:sz="2" w:space="0" w:color="000000"/>
               <w:start w:val="single" w:sz="2" w:space="0" w:color="000000"/>
@@ -1140,36 +1070,7 @@
                 <w:vertAlign w:val="baseline"/>
                 <w:lang w:val="en-US" w:eastAsia="en-US" w:bidi="ar-SA"/>
               </w:rPr>
-              <w:t>l</w:t>
-            </w:r>
-            <w:r>
-              <w:rPr>
-                <w:rFonts w:eastAsia="Arial Unicode MS" w:cs="Times New Roman" w:ascii="Arial" w:hAnsi="Arial"/>
-                <w:b w:val="false"/>
-                <w:bCs w:val="false"/>
-                <w:i w:val="false"/>
-                <w:iCs w:val="false"/>
-                <w:caps w:val="false"/>
-                <w:smallCaps w:val="false"/>
-                <w:strike w:val="false"/>
-                <w:dstrike w:val="false"/>
-                <w:outline w:val="false"/>
-                <w:emboss w:val="false"/>
-                <w:imprint w:val="false"/>
-                <w:vanish w:val="false"/>
-                <w:color w:val="auto"/>
-                <w:spacing w:val="0"/>
-                <w:w w:val="100"/>
-                <w:kern w:val="0"/>
-                <w:position w:val="0"/>
-                <w:sz w:val="16"/>
-                <w:sz w:val="16"/>
-                <w:szCs w:val="16"/>
-                <w:u w:val="none" w:color="FFFFFF"/>
-                <w:vertAlign w:val="baseline"/>
-                <w:lang w:val="en-US" w:eastAsia="en-US" w:bidi="ar-SA"/>
-              </w:rPr>
-              <w:t>ines</w:t>
+              <w:t>lines</w:t>
             </w:r>
             <w:r>
               <w:rPr>
@@ -1202,7 +1103,7 @@
         </w:tc>
         <w:tc>
           <w:tcPr>
-            <w:tcW w:w="909" w:type="dxa"/>
+            <w:tcW w:w="908" w:type="dxa"/>
             <w:tcBorders>
               <w:top w:val="single" w:sz="2" w:space="0" w:color="000000"/>
               <w:start w:val="single" w:sz="2" w:space="0" w:color="000000"/>
@@ -1251,7 +1152,7 @@
         </w:tc>
         <w:tc>
           <w:tcPr>
-            <w:tcW w:w="1209" w:type="dxa"/>
+            <w:tcW w:w="1210" w:type="dxa"/>
             <w:tcBorders>
               <w:top w:val="single" w:sz="2" w:space="0" w:color="000000"/>
               <w:start w:val="single" w:sz="2" w:space="0" w:color="000000"/>
@@ -1368,25 +1269,7 @@
                 <w:szCs w:val="16"/>
                 <w:lang w:val="en-US"/>
               </w:rPr>
-              <w:t>{</w:t>
-            </w:r>
-            <w:r>
-              <w:rPr>
-                <w:rFonts w:ascii="Arial" w:hAnsi="Arial"/>
-                <w:sz w:val="16"/>
-                <w:szCs w:val="16"/>
-                <w:lang w:val="en-US"/>
-              </w:rPr>
-              <w:t>net</w:t>
-            </w:r>
-            <w:r>
-              <w:rPr>
-                <w:rFonts w:ascii="Arial" w:hAnsi="Arial"/>
-                <w:sz w:val="16"/>
-                <w:szCs w:val="16"/>
-                <w:lang w:val="en-US"/>
-              </w:rPr>
-              <w:t>}{/</w:t>
+              <w:t>{net}{/</w:t>
             </w:r>
             <w:r>
               <w:rPr>
@@ -1415,36 +1298,7 @@
                 <w:vertAlign w:val="baseline"/>
                 <w:lang w:val="en-US" w:eastAsia="zh-CN" w:bidi="hi-IN"/>
               </w:rPr>
-              <w:t>l</w:t>
-            </w:r>
-            <w:r>
-              <w:rPr>
-                <w:rFonts w:eastAsia="Arial Unicode MS" w:cs="Arial Unicode MS" w:ascii="Arial" w:hAnsi="Arial"/>
-                <w:b w:val="false"/>
-                <w:bCs w:val="false"/>
-                <w:i w:val="false"/>
-                <w:iCs w:val="false"/>
-                <w:caps w:val="false"/>
-                <w:smallCaps w:val="false"/>
-                <w:strike w:val="false"/>
-                <w:dstrike w:val="false"/>
-                <w:outline w:val="false"/>
-                <w:emboss w:val="false"/>
-                <w:imprint w:val="false"/>
-                <w:vanish w:val="false"/>
-                <w:color w:val="000000"/>
-                <w:spacing w:val="0"/>
-                <w:w w:val="100"/>
-                <w:kern w:val="0"/>
-                <w:position w:val="0"/>
-                <w:sz w:val="16"/>
-                <w:sz w:val="16"/>
-                <w:szCs w:val="16"/>
-                <w:u w:val="none" w:color="000000"/>
-                <w:vertAlign w:val="baseline"/>
-                <w:lang w:val="en-US" w:eastAsia="zh-CN" w:bidi="hi-IN"/>
-              </w:rPr>
-              <w:t>ines</w:t>
+              <w:t>lines</w:t>
             </w:r>
             <w:r>
               <w:rPr>
@@ -1560,65 +1414,7 @@
                 <w:vertAlign w:val="baseline"/>
                 <w:lang w:val="en-US" w:eastAsia="en-US" w:bidi="ar-SA"/>
               </w:rPr>
-              <w:t>{</w:t>
-            </w:r>
-            <w:r>
-              <w:rPr>
-                <w:rFonts w:eastAsia="Times New Roman" w:cs="Times New Roman" w:ascii="Arial" w:hAnsi="Arial"/>
-                <w:b/>
-                <w:bCs/>
-                <w:i w:val="false"/>
-                <w:iCs w:val="false"/>
-                <w:caps w:val="false"/>
-                <w:smallCaps w:val="false"/>
-                <w:strike w:val="false"/>
-                <w:dstrike w:val="false"/>
-                <w:outline w:val="false"/>
-                <w:emboss w:val="false"/>
-                <w:imprint w:val="false"/>
-                <w:vanish w:val="false"/>
-                <w:color w:val="000000"/>
-                <w:spacing w:val="0"/>
-                <w:w w:val="100"/>
-                <w:kern w:val="0"/>
-                <w:position w:val="0"/>
-                <w:sz w:val="16"/>
-                <w:sz w:val="16"/>
-                <w:szCs w:val="16"/>
-                <w:u w:val="none" w:color="000000"/>
-                <w:vertAlign w:val="baseline"/>
-                <w:lang w:val="en-US" w:eastAsia="en-US" w:bidi="ar-SA"/>
-              </w:rPr>
-              <w:t>total}</w:t>
-            </w:r>
-            <w:r>
-              <w:rPr>
-                <w:rFonts w:eastAsia="Times New Roman" w:cs="Times New Roman" w:ascii="Arial" w:hAnsi="Arial"/>
-                <w:b/>
-                <w:bCs/>
-                <w:i w:val="false"/>
-                <w:iCs w:val="false"/>
-                <w:caps w:val="false"/>
-                <w:smallCaps w:val="false"/>
-                <w:strike w:val="false"/>
-                <w:dstrike w:val="false"/>
-                <w:outline w:val="false"/>
-                <w:emboss w:val="false"/>
-                <w:imprint w:val="false"/>
-                <w:vanish w:val="false"/>
-                <w:color w:val="000000"/>
-                <w:spacing w:val="0"/>
-                <w:w w:val="100"/>
-                <w:kern w:val="0"/>
-                <w:position w:val="0"/>
-                <w:sz w:val="16"/>
-                <w:sz w:val="16"/>
-                <w:szCs w:val="16"/>
-                <w:u w:val="none" w:color="000000"/>
-                <w:vertAlign w:val="baseline"/>
-                <w:lang w:val="en-US" w:eastAsia="en-US" w:bidi="ar-SA"/>
-              </w:rPr>
-              <w:t xml:space="preserve"> </w:t>
+              <w:t xml:space="preserve">{total} </w:t>
             </w:r>
             <w:r>
               <w:rPr>
@@ -1712,97 +1508,15 @@
         <w:pStyle w:val="StandardWeb"/>
         <w:spacing w:before="100" w:after="0"/>
         <w:rPr>
-          <w:rFonts w:ascii="Arial" w:hAnsi="Arial" w:eastAsia="Arial" w:cs="Arial"/>
-          <w:sz w:val="20"/>
-          <w:szCs w:val="20"/>
+          <w:b w:val="false"/>
+          <w:bCs w:val="false"/>
         </w:rPr>
       </w:pPr>
       <w:r>
         <w:rPr>
-          <w:rFonts w:ascii="Arial" w:hAnsi="Arial"/>
-          <w:sz w:val="20"/>
-          <w:szCs w:val="20"/>
-          <w:lang w:val="de-DE"/>
-        </w:rPr>
-        <w:t>Bitte zahlen Sie  den Betrag 1</w:t>
-      </w:r>
-      <w:r>
-        <w:rPr>
-          <w:rFonts w:ascii="Arial" w:hAnsi="Arial"/>
-          <w:sz w:val="20"/>
-          <w:szCs w:val="20"/>
-          <w:lang w:val="en-US"/>
-        </w:rPr>
-        <w:t>4.713</w:t>
-      </w:r>
-      <w:r>
-        <w:rPr>
-          <w:rFonts w:ascii="Arial" w:hAnsi="Arial"/>
-          <w:sz w:val="20"/>
-          <w:szCs w:val="20"/>
-          <w:lang w:val="de-DE"/>
-        </w:rPr>
-        <w:t>,</w:t>
-      </w:r>
-      <w:r>
-        <w:rPr>
-          <w:rFonts w:ascii="Arial" w:hAnsi="Arial"/>
-          <w:sz w:val="20"/>
-          <w:szCs w:val="20"/>
-          <w:lang w:val="en-US"/>
-        </w:rPr>
-        <w:t>16</w:t>
-      </w:r>
-      <w:r>
-        <w:rPr>
-          <w:rFonts w:ascii="Arial" w:hAnsi="Arial"/>
-          <w:sz w:val="20"/>
-          <w:szCs w:val="20"/>
-          <w:lang w:val="de-DE"/>
-        </w:rPr>
-        <w:t xml:space="preserve"> EUR in 15 Tage auf dem Konto von KABA Soft GmbH</w:t>
-      </w:r>
-    </w:p>
-    <w:p>
-      <w:pPr>
-        <w:pStyle w:val="StandardWeb"/>
-        <w:spacing w:before="100" w:after="0"/>
-        <w:rPr>
-          <w:rFonts w:ascii="Arial" w:hAnsi="Arial" w:eastAsia="Arial" w:cs="Arial"/>
-          <w:caps w:val="false"/>
-          <w:smallCaps w:val="false"/>
-          <w:color w:val="000000"/>
-          <w:spacing w:val="0"/>
-          <w:sz w:val="20"/>
-          <w:szCs w:val="20"/>
-          <w:u w:val="none" w:color="000000"/>
-        </w:rPr>
-      </w:pPr>
-      <w:r>
-        <w:rPr>
-          <w:rFonts w:ascii="Arial" w:hAnsi="Arial"/>
-          <w:sz w:val="20"/>
-          <w:szCs w:val="20"/>
-          <w:lang w:val="de-DE"/>
-        </w:rPr>
-        <w:t>IBAN:</w:t>
-      </w:r>
-      <w:r>
-        <w:rPr>
-          <w:rFonts w:ascii="Arial" w:hAnsi="Arial"/>
-          <w:color w:val="000000"/>
-          <w:sz w:val="20"/>
-          <w:szCs w:val="20"/>
-          <w:u w:val="none" w:color="000000"/>
-          <w:lang w:val="de-DE"/>
-        </w:rPr>
-        <w:t xml:space="preserve"> </w:t>
-      </w:r>
-      <w:r>
-        <w:rPr>
-          <w:rFonts w:ascii="Arial" w:hAnsi="Arial"/>
-          <w:b/>
-          <w:bCs/>
+          <w:rFonts w:eastAsia="Arial" w:cs="Arial" w:ascii="Arial" w:hAnsi="Arial"/>
+          <w:b w:val="false"/>
+          <w:bCs w:val="false"/>
           <w:caps w:val="false"/>
           <w:smallCaps w:val="false"/>
           <w:color w:val="000000"/>
@@ -1812,48 +1526,7 @@
           <w:u w:val="none" w:color="000000"/>
           <w:lang w:val="de-DE"/>
         </w:rPr>
-        <w:t>DE47 4805 0161 0043 0063 29</w:t>
-      </w:r>
-    </w:p>
-    <w:p>
-      <w:pPr>
-        <w:pStyle w:val="StandardWeb"/>
-        <w:spacing w:before="100" w:after="0"/>
-        <w:rPr>
-          <w:rFonts w:ascii="Arial" w:hAnsi="Arial" w:eastAsia="Arial" w:cs="Arial"/>
-          <w:sz w:val="20"/>
-          <w:szCs w:val="20"/>
-        </w:rPr>
-      </w:pPr>
-      <w:r>
-        <w:rPr>
-          <w:rFonts w:ascii="Arial" w:hAnsi="Arial"/>
-          <w:caps w:val="false"/>
-          <w:smallCaps w:val="false"/>
-          <w:color w:val="000000"/>
-          <w:spacing w:val="0"/>
-          <w:sz w:val="20"/>
-          <w:szCs w:val="20"/>
-          <w:u w:val="none" w:color="000000"/>
-          <w:lang w:val="de-DE"/>
-        </w:rPr>
-        <w:t xml:space="preserve">BIC:   </w:t>
-      </w:r>
-      <w:r>
-        <w:rPr>
-          <w:rFonts w:ascii="Arial" w:hAnsi="Arial"/>
-          <w:b/>
-          <w:bCs/>
-          <w:caps w:val="false"/>
-          <w:smallCaps w:val="false"/>
-          <w:color w:val="000000"/>
-          <w:spacing w:val="0"/>
-          <w:sz w:val="20"/>
-          <w:szCs w:val="20"/>
-          <w:u w:val="none" w:color="000000"/>
-          <w:lang w:val="de-DE"/>
-        </w:rPr>
-        <w:t>SPBIDE3BXXX</w:t>
+        <w:t>{footText}</w:t>
       </w:r>
     </w:p>
     <w:p>
@@ -5104,8 +4777,8 @@
     <w:pPr/>
     <w:rPr/>
   </w:style>
-  <w:style w:type="paragraph" w:styleId="FrameContents">
-    <w:name w:val="Frame Contents"/>
+  <w:style w:type="paragraph" w:styleId="FrameContentsuser">
+    <w:name w:val="Frame Contents (user)"/>
     <w:basedOn w:val="Normal"/>
     <w:qFormat/>
     <w:pPr/>
@@ -5130,8 +4803,8 @@
       <w:szCs w:val="20"/>
     </w:rPr>
   </w:style>
-  <w:style w:type="paragraph" w:styleId="FrameContentsuser">
-    <w:name w:val="Frame Contents (user)"/>
+  <w:style w:type="paragraph" w:styleId="FrameContents">
+    <w:name w:val="Frame Contents"/>
     <w:basedOn w:val="Normal"/>
     <w:qFormat/>
     <w:pPr/>
